--- a/syllabus.docx
+++ b/syllabus.docx
@@ -4407,34 +4407,7 @@
         <w:t xml:space="preserve"> </w:t>
       </w:r>
       <w:r>
-        <w:t xml:space="preserve">artificial intelligence is permitted on the following:</w:t>
-      </w:r>
-      <w:r>
-        <w:t xml:space="preserve"> </w:t>
-      </w:r>
-      <w:r>
-        <w:rPr>
-          <w:b/>
-          <w:bCs/>
-        </w:rPr>
-        <w:t xml:space="preserve">spelling and grammar</w:t>
-      </w:r>
-      <w:r>
-        <w:rPr>
-          <w:b/>
-          <w:bCs/>
-        </w:rPr>
-        <w:t xml:space="preserve"> </w:t>
-      </w:r>
-      <w:r>
-        <w:rPr>
-          <w:b/>
-          <w:bCs/>
-        </w:rPr>
-        <w:t xml:space="preserve">checking</w:t>
-      </w:r>
-      <w:r>
-        <w:t xml:space="preserve">. See each assignment, quiz, or exam instructions for more information</w:t>
+        <w:t xml:space="preserve">artificial intelligence is permitted on the following: brainstorming, exploring or explaining concepts, troubleshooting, editing, spelling and grammar checks. AI may not be used to generate original prose text for your assignments or conduct analysis. See each assignment, quiz, or exam instructions for more information</w:t>
       </w:r>
       <w:r>
         <w:t xml:space="preserve"> </w:t>
